--- a/文件/全國大專校院智慧創新暨跨域整合創作競/企劃書.docx
+++ b/文件/全國大專校院智慧創新暨跨域整合創作競/企劃書.docx
@@ -69,25 +69,7 @@
                 <w:sz w:val="32"/>
                 <w:szCs w:val="32"/>
               </w:rPr>
-              <w:t>年全國大專校院智慧創新</w:t>
-            </w:r>
-            <w:proofErr w:type="gramStart"/>
-            <w:r>
-              <w:rPr>
-                <w:rFonts w:eastAsia="標楷體"/>
-                <w:sz w:val="32"/>
-                <w:szCs w:val="32"/>
-              </w:rPr>
-              <w:t>暨跨域</w:t>
-            </w:r>
-            <w:proofErr w:type="gramEnd"/>
-            <w:r>
-              <w:rPr>
-                <w:rFonts w:eastAsia="標楷體"/>
-                <w:sz w:val="32"/>
-                <w:szCs w:val="32"/>
-              </w:rPr>
-              <w:t>整合創作</w:t>
+              <w:t>年全國大專校院智慧創新暨跨域整合創作</w:t>
             </w:r>
             <w:r>
               <w:rPr>
@@ -253,23 +235,13 @@
               </w:rPr>
               <w:t xml:space="preserve"> </w:t>
             </w:r>
-            <w:proofErr w:type="gramStart"/>
-            <w:r>
-              <w:rPr>
-                <w:rFonts w:eastAsia="標楷體" w:hint="eastAsia"/>
-                <w:sz w:val="28"/>
-                <w:szCs w:val="28"/>
-              </w:rPr>
-              <w:t>體感互動</w:t>
-            </w:r>
-            <w:proofErr w:type="gramEnd"/>
-            <w:r>
-              <w:rPr>
-                <w:rFonts w:eastAsia="標楷體" w:hint="eastAsia"/>
-                <w:sz w:val="28"/>
-                <w:szCs w:val="28"/>
-              </w:rPr>
-              <w:t>科技組</w:t>
+            <w:r>
+              <w:rPr>
+                <w:rFonts w:eastAsia="標楷體" w:hint="eastAsia"/>
+                <w:sz w:val="28"/>
+                <w:szCs w:val="28"/>
+              </w:rPr>
+              <w:t>體感互動科技組</w:t>
             </w:r>
           </w:p>
           <w:p>
@@ -393,7 +365,6 @@
                 <w:szCs w:val="28"/>
               </w:rPr>
             </w:pPr>
-            <w:proofErr w:type="gramStart"/>
             <w:r>
               <w:rPr>
                 <w:rFonts w:eastAsia="標楷體" w:hint="eastAsia"/>
@@ -403,7 +374,6 @@
               </w:rPr>
               <w:t>谷得</w:t>
             </w:r>
-            <w:proofErr w:type="gramEnd"/>
             <w:r>
               <w:rPr>
                 <w:rFonts w:eastAsia="標楷體" w:hint="eastAsia"/>
@@ -467,25 +437,14 @@
               </w:rPr>
               <w:t>商品及</w:t>
             </w:r>
-            <w:proofErr w:type="gramStart"/>
-            <w:r>
-              <w:rPr>
-                <w:rFonts w:eastAsia="標楷體" w:hint="eastAsia"/>
-                <w:color w:val="auto"/>
-                <w:sz w:val="28"/>
-                <w:szCs w:val="28"/>
-              </w:rPr>
-              <w:t>週</w:t>
-            </w:r>
-            <w:proofErr w:type="gramEnd"/>
-            <w:r>
-              <w:rPr>
-                <w:rFonts w:eastAsia="標楷體" w:hint="eastAsia"/>
-                <w:color w:val="auto"/>
-                <w:sz w:val="28"/>
-                <w:szCs w:val="28"/>
-              </w:rPr>
-              <w:t>邊</w:t>
+            <w:r>
+              <w:rPr>
+                <w:rFonts w:eastAsia="標楷體" w:hint="eastAsia"/>
+                <w:color w:val="auto"/>
+                <w:sz w:val="28"/>
+                <w:szCs w:val="28"/>
+              </w:rPr>
+              <w:t>週邊</w:t>
             </w:r>
           </w:p>
           <w:p>
@@ -506,27 +465,7 @@
                 <w:sz w:val="28"/>
                 <w:szCs w:val="28"/>
               </w:rPr>
-              <w:t>我們的系統是一個針對</w:t>
-            </w:r>
-            <w:proofErr w:type="gramStart"/>
-            <w:r>
-              <w:rPr>
-                <w:rFonts w:eastAsia="標楷體" w:hint="eastAsia"/>
-                <w:color w:val="auto"/>
-                <w:sz w:val="28"/>
-                <w:szCs w:val="28"/>
-              </w:rPr>
-              <w:t>週</w:t>
-            </w:r>
-            <w:proofErr w:type="gramEnd"/>
-            <w:r>
-              <w:rPr>
-                <w:rFonts w:eastAsia="標楷體" w:hint="eastAsia"/>
-                <w:color w:val="auto"/>
-                <w:sz w:val="28"/>
-                <w:szCs w:val="28"/>
-              </w:rPr>
-              <w:t>邊文化圈（又名谷圈）</w:t>
+              <w:t>我們的系統是一個針對週邊文化圈（又名谷圈）</w:t>
             </w:r>
           </w:p>
           <w:p>
@@ -691,27 +630,7 @@
                 <w:sz w:val="28"/>
                 <w:szCs w:val="28"/>
               </w:rPr>
-              <w:t>能夠自行</w:t>
-            </w:r>
-            <w:proofErr w:type="gramStart"/>
-            <w:r>
-              <w:rPr>
-                <w:rFonts w:eastAsia="標楷體" w:hint="eastAsia"/>
-                <w:color w:val="auto"/>
-                <w:sz w:val="28"/>
-                <w:szCs w:val="28"/>
-              </w:rPr>
-              <w:t>上架想發售</w:t>
-            </w:r>
-            <w:proofErr w:type="gramEnd"/>
-            <w:r>
-              <w:rPr>
-                <w:rFonts w:eastAsia="標楷體" w:hint="eastAsia"/>
-                <w:color w:val="auto"/>
-                <w:sz w:val="28"/>
-                <w:szCs w:val="28"/>
-              </w:rPr>
-              <w:t>的商品</w:t>
+              <w:t>能夠自行上架想發售的商品</w:t>
             </w:r>
             <w:r>
               <w:rPr>
@@ -738,25 +657,14 @@
                 <w:szCs w:val="28"/>
               </w:rPr>
             </w:pPr>
-            <w:proofErr w:type="gramStart"/>
-            <w:r>
-              <w:rPr>
-                <w:rFonts w:eastAsia="標楷體" w:hint="eastAsia"/>
-                <w:color w:val="auto"/>
-                <w:sz w:val="28"/>
-                <w:szCs w:val="28"/>
-              </w:rPr>
-              <w:t>收物帖</w:t>
-            </w:r>
-            <w:proofErr w:type="gramEnd"/>
-            <w:r>
-              <w:rPr>
-                <w:rFonts w:eastAsia="標楷體" w:hint="eastAsia"/>
-                <w:color w:val="auto"/>
-                <w:sz w:val="28"/>
-                <w:szCs w:val="28"/>
-              </w:rPr>
-              <w:t>發布</w:t>
+            <w:r>
+              <w:rPr>
+                <w:rFonts w:eastAsia="標楷體" w:hint="eastAsia"/>
+                <w:color w:val="auto"/>
+                <w:sz w:val="28"/>
+                <w:szCs w:val="28"/>
+              </w:rPr>
+              <w:t>收物帖發布</w:t>
             </w:r>
             <w:r>
               <w:rPr>
@@ -995,7 +903,25 @@
                 <w:sz w:val="28"/>
                 <w:szCs w:val="28"/>
               </w:rPr>
-              <w:t xml:space="preserve">- </w:t>
+              <w:t>–</w:t>
+            </w:r>
+            <w:r>
+              <w:rPr>
+                <w:rFonts w:eastAsia="標楷體"/>
+                <w:color w:val="auto"/>
+                <w:sz w:val="28"/>
+                <w:szCs w:val="28"/>
+              </w:rPr>
+              <w:t xml:space="preserve"> </w:t>
+            </w:r>
+            <w:r>
+              <w:rPr>
+                <w:rFonts w:eastAsia="標楷體" w:hint="eastAsia"/>
+                <w:color w:val="auto"/>
+                <w:sz w:val="28"/>
+                <w:szCs w:val="28"/>
+              </w:rPr>
+              <w:t>根</w:t>
             </w:r>
             <w:r>
               <w:rPr>
@@ -1289,7 +1215,6 @@
               </w:rPr>
               <w:t xml:space="preserve"> </w:t>
             </w:r>
-            <w:proofErr w:type="gramStart"/>
             <w:r>
               <w:rPr>
                 <w:rFonts w:eastAsia="標楷體"/>
@@ -1299,7 +1224,6 @@
               </w:rPr>
               <w:t>–</w:t>
             </w:r>
-            <w:proofErr w:type="gramEnd"/>
             <w:r>
               <w:rPr>
                 <w:rFonts w:eastAsia="標楷體" w:hint="eastAsia"/>
@@ -1334,27 +1258,7 @@
                 <w:sz w:val="28"/>
                 <w:szCs w:val="28"/>
               </w:rPr>
-              <w:t>社團交易中，常常因為無法得知</w:t>
-            </w:r>
-            <w:proofErr w:type="gramStart"/>
-            <w:r>
-              <w:rPr>
-                <w:rFonts w:eastAsia="標楷體" w:hint="eastAsia"/>
-                <w:color w:val="auto"/>
-                <w:sz w:val="28"/>
-                <w:szCs w:val="28"/>
-              </w:rPr>
-              <w:t>一</w:t>
-            </w:r>
-            <w:proofErr w:type="gramEnd"/>
-            <w:r>
-              <w:rPr>
-                <w:rFonts w:eastAsia="標楷體" w:hint="eastAsia"/>
-                <w:color w:val="auto"/>
-                <w:sz w:val="28"/>
-                <w:szCs w:val="28"/>
-              </w:rPr>
-              <w:t>個人的交易信用度而導致了非常多詐騙，因此我們的系統增加了此項目</w:t>
+              <w:t>社團交易中，常常因為無法得知一個人的交易信用度而導致了非常多詐騙，因此我們的系統增加了此項目</w:t>
             </w:r>
             <w:r>
               <w:rPr>
@@ -1384,7 +1288,7 @@
               </w:numPr>
               <w:spacing w:beforeLines="50" w:before="120" w:line="360" w:lineRule="auto"/>
               <w:rPr>
-                <w:rFonts w:eastAsia="標楷體" w:hint="eastAsia"/>
+                <w:rFonts w:eastAsia="標楷體"/>
                 <w:color w:val="auto"/>
                 <w:sz w:val="28"/>
                 <w:szCs w:val="28"/>
@@ -1469,7 +1373,7 @@
               <w:spacing w:beforeLines="50" w:before="120" w:line="360" w:lineRule="auto"/>
               <w:ind w:left="360"/>
               <w:rPr>
-                <w:rFonts w:eastAsia="標楷體" w:hint="eastAsia"/>
+                <w:rFonts w:eastAsia="標楷體"/>
                 <w:color w:val="auto"/>
                 <w:sz w:val="28"/>
                 <w:szCs w:val="28"/>
@@ -1583,47 +1487,7 @@
                 <w:sz w:val="28"/>
                 <w:szCs w:val="28"/>
               </w:rPr>
-              <w:t>本系統專為「團購周邊」與「</w:t>
-            </w:r>
-            <w:proofErr w:type="gramStart"/>
-            <w:r>
-              <w:rPr>
-                <w:rFonts w:eastAsia="標楷體" w:hint="eastAsia"/>
-                <w:color w:val="auto"/>
-                <w:sz w:val="28"/>
-                <w:szCs w:val="28"/>
-              </w:rPr>
-              <w:t>盲抽拆售</w:t>
-            </w:r>
-            <w:proofErr w:type="gramEnd"/>
-            <w:r>
-              <w:rPr>
-                <w:rFonts w:eastAsia="標楷體" w:hint="eastAsia"/>
-                <w:color w:val="auto"/>
-                <w:sz w:val="28"/>
-                <w:szCs w:val="28"/>
-              </w:rPr>
-              <w:t>」需求設計，支援「多帶優先分配」、商品</w:t>
-            </w:r>
-            <w:proofErr w:type="gramStart"/>
-            <w:r>
-              <w:rPr>
-                <w:rFonts w:eastAsia="標楷體" w:hint="eastAsia"/>
-                <w:color w:val="auto"/>
-                <w:sz w:val="28"/>
-                <w:szCs w:val="28"/>
-              </w:rPr>
-              <w:t>自動裁圖</w:t>
-            </w:r>
-            <w:proofErr w:type="gramEnd"/>
-            <w:r>
-              <w:rPr>
-                <w:rFonts w:eastAsia="標楷體" w:hint="eastAsia"/>
-                <w:color w:val="auto"/>
-                <w:sz w:val="28"/>
-                <w:szCs w:val="28"/>
-              </w:rPr>
-              <w:t>、與訂單統計整合，補足現有平台對特殊交易機制的支援不足</w:t>
+              <w:t>本系統專為「團購周邊」與「盲抽拆售」需求設計，支援「多帶優先分配」、商品自動裁圖、與訂單統計整合，補足現有平台對特殊交易機制的支援不足</w:t>
             </w:r>
             <w:r>
               <w:rPr>
@@ -1695,27 +1559,7 @@
                 <w:sz w:val="28"/>
                 <w:szCs w:val="28"/>
               </w:rPr>
-              <w:t>在商品數量</w:t>
-            </w:r>
-            <w:proofErr w:type="gramStart"/>
-            <w:r>
-              <w:rPr>
-                <w:rFonts w:eastAsia="標楷體" w:hint="eastAsia"/>
-                <w:color w:val="auto"/>
-                <w:sz w:val="28"/>
-                <w:szCs w:val="28"/>
-              </w:rPr>
-              <w:t>多時，</w:t>
-            </w:r>
-            <w:proofErr w:type="gramEnd"/>
-            <w:r>
-              <w:rPr>
-                <w:rFonts w:eastAsia="標楷體" w:hint="eastAsia"/>
-                <w:color w:val="auto"/>
-                <w:sz w:val="28"/>
-                <w:szCs w:val="28"/>
-              </w:rPr>
-              <w:t>會產生</w:t>
+              <w:t>在商品數量多時，會產生</w:t>
             </w:r>
             <w:r>
               <w:rPr>
@@ -2147,47 +1991,7 @@
                 <w:sz w:val="28"/>
                 <w:szCs w:val="28"/>
               </w:rPr>
-              <w:t>「</w:t>
-            </w:r>
-            <w:proofErr w:type="gramStart"/>
-            <w:r>
-              <w:rPr>
-                <w:rFonts w:eastAsia="標楷體" w:hint="eastAsia"/>
-                <w:color w:val="auto"/>
-                <w:sz w:val="28"/>
-                <w:szCs w:val="28"/>
-              </w:rPr>
-              <w:t>拆賣</w:t>
-            </w:r>
-            <w:proofErr w:type="gramEnd"/>
-            <w:r>
-              <w:rPr>
-                <w:rFonts w:eastAsia="標楷體" w:hint="eastAsia"/>
-                <w:color w:val="auto"/>
-                <w:sz w:val="28"/>
-                <w:szCs w:val="28"/>
-              </w:rPr>
-              <w:t>」、「</w:t>
-            </w:r>
-            <w:proofErr w:type="gramStart"/>
-            <w:r>
-              <w:rPr>
-                <w:rFonts w:eastAsia="標楷體" w:hint="eastAsia"/>
-                <w:color w:val="auto"/>
-                <w:sz w:val="28"/>
-                <w:szCs w:val="28"/>
-              </w:rPr>
-              <w:t>收物</w:t>
-            </w:r>
-            <w:proofErr w:type="gramEnd"/>
-            <w:r>
-              <w:rPr>
-                <w:rFonts w:eastAsia="標楷體" w:hint="eastAsia"/>
-                <w:color w:val="auto"/>
-                <w:sz w:val="28"/>
-                <w:szCs w:val="28"/>
-              </w:rPr>
-              <w:t>」</w:t>
+              <w:t>「拆賣」、「收物」</w:t>
             </w:r>
             <w:r>
               <w:rPr>
@@ -2214,47 +2018,7 @@
                 <w:sz w:val="28"/>
                 <w:szCs w:val="28"/>
               </w:rPr>
-              <w:t>引入「</w:t>
-            </w:r>
-            <w:proofErr w:type="gramStart"/>
-            <w:r>
-              <w:rPr>
-                <w:rFonts w:eastAsia="標楷體" w:hint="eastAsia"/>
-                <w:color w:val="auto"/>
-                <w:sz w:val="28"/>
-                <w:szCs w:val="28"/>
-              </w:rPr>
-              <w:t>收物帖</w:t>
-            </w:r>
-            <w:proofErr w:type="gramEnd"/>
-            <w:r>
-              <w:rPr>
-                <w:rFonts w:eastAsia="標楷體" w:hint="eastAsia"/>
-                <w:color w:val="auto"/>
-                <w:sz w:val="28"/>
-                <w:szCs w:val="28"/>
-              </w:rPr>
-              <w:t>」與「推薦機制」功能讓買家主動提出</w:t>
-            </w:r>
-            <w:proofErr w:type="gramStart"/>
-            <w:r>
-              <w:rPr>
-                <w:rFonts w:eastAsia="標楷體" w:hint="eastAsia"/>
-                <w:color w:val="auto"/>
-                <w:sz w:val="28"/>
-                <w:szCs w:val="28"/>
-              </w:rPr>
-              <w:t>需求並媒合</w:t>
-            </w:r>
-            <w:proofErr w:type="gramEnd"/>
-            <w:r>
-              <w:rPr>
-                <w:rFonts w:eastAsia="標楷體" w:hint="eastAsia"/>
-                <w:color w:val="auto"/>
-                <w:sz w:val="28"/>
-                <w:szCs w:val="28"/>
-              </w:rPr>
-              <w:t>賣家商品</w:t>
+              <w:t>引入「收物帖」與「推薦機制」功能讓買家主動提出需求並媒合賣家商品</w:t>
             </w:r>
             <w:r>
               <w:rPr>
@@ -2349,45 +2113,14 @@
               </w:rPr>
               <w:br/>
             </w:r>
-            <w:proofErr w:type="gramStart"/>
-            <w:r>
-              <w:rPr>
-                <w:rFonts w:eastAsia="標楷體" w:hint="eastAsia"/>
-                <w:color w:val="auto"/>
-                <w:sz w:val="28"/>
-                <w:szCs w:val="28"/>
-              </w:rPr>
-              <w:t>拆賣與收物</w:t>
-            </w:r>
-            <w:proofErr w:type="gramEnd"/>
-            <w:r>
-              <w:rPr>
-                <w:rFonts w:eastAsia="標楷體" w:hint="eastAsia"/>
-                <w:color w:val="auto"/>
-                <w:sz w:val="28"/>
-                <w:szCs w:val="28"/>
-              </w:rPr>
-              <w:t>：</w:t>
-            </w:r>
-            <w:proofErr w:type="gramStart"/>
-            <w:r>
-              <w:rPr>
-                <w:rFonts w:eastAsia="標楷體" w:hint="eastAsia"/>
-                <w:color w:val="auto"/>
-                <w:sz w:val="28"/>
-                <w:szCs w:val="28"/>
-              </w:rPr>
-              <w:t>假設盲盒中</w:t>
-            </w:r>
-            <w:proofErr w:type="gramEnd"/>
-            <w:r>
-              <w:rPr>
-                <w:rFonts w:eastAsia="標楷體" w:hint="eastAsia"/>
-                <w:color w:val="auto"/>
-                <w:sz w:val="28"/>
-                <w:szCs w:val="28"/>
-              </w:rPr>
-              <w:t>有蠟筆小新系列公仔</w:t>
+            <w:r>
+              <w:rPr>
+                <w:rFonts w:eastAsia="標楷體" w:hint="eastAsia"/>
+                <w:color w:val="auto"/>
+                <w:sz w:val="28"/>
+                <w:szCs w:val="28"/>
+              </w:rPr>
+              <w:t>拆賣與收物：假設盲盒中有蠟筆小新系列公仔</w:t>
             </w:r>
             <w:r>
               <w:rPr>
@@ -2405,47 +2138,7 @@
                 <w:sz w:val="28"/>
                 <w:szCs w:val="28"/>
               </w:rPr>
-              <w:t>有些人會想要小新，有些人則是想要阿呆，同時也會有人想要妮</w:t>
-            </w:r>
-            <w:proofErr w:type="gramStart"/>
-            <w:r>
-              <w:rPr>
-                <w:rFonts w:eastAsia="標楷體" w:hint="eastAsia"/>
-                <w:color w:val="auto"/>
-                <w:sz w:val="28"/>
-                <w:szCs w:val="28"/>
-              </w:rPr>
-              <w:t>妮</w:t>
-            </w:r>
-            <w:proofErr w:type="gramEnd"/>
-            <w:r>
-              <w:rPr>
-                <w:rFonts w:eastAsia="標楷體" w:hint="eastAsia"/>
-                <w:color w:val="auto"/>
-                <w:sz w:val="28"/>
-                <w:szCs w:val="28"/>
-              </w:rPr>
-              <w:t>，假設有人抽到自己</w:t>
-            </w:r>
-            <w:proofErr w:type="gramStart"/>
-            <w:r>
-              <w:rPr>
-                <w:rFonts w:eastAsia="標楷體" w:hint="eastAsia"/>
-                <w:color w:val="auto"/>
-                <w:sz w:val="28"/>
-                <w:szCs w:val="28"/>
-              </w:rPr>
-              <w:t>不</w:t>
-            </w:r>
-            <w:proofErr w:type="gramEnd"/>
-            <w:r>
-              <w:rPr>
-                <w:rFonts w:eastAsia="標楷體" w:hint="eastAsia"/>
-                <w:color w:val="auto"/>
-                <w:sz w:val="28"/>
-                <w:szCs w:val="28"/>
-              </w:rPr>
-              <w:t>想要的，就會有人出來販售，同理，也會有人出來收自己想要的公仔。</w:t>
+              <w:t>有些人會想要小新，有些人則是想要阿呆，同時也會有人想要妮妮，假設有人抽到自己不想要的，就會有人出來販售，同理，也會有人出來收自己想要的公仔。</w:t>
             </w:r>
           </w:p>
           <w:p>
@@ -2544,7 +2237,6 @@
                 <w:szCs w:val="28"/>
               </w:rPr>
             </w:pPr>
-            <w:proofErr w:type="gramStart"/>
             <w:r>
               <w:rPr>
                 <w:rFonts w:eastAsia="標楷體" w:hint="eastAsia"/>
@@ -2554,7 +2246,6 @@
               </w:rPr>
               <w:t>收物帖與</w:t>
             </w:r>
-            <w:proofErr w:type="gramEnd"/>
             <w:r>
               <w:rPr>
                 <w:rFonts w:eastAsia="標楷體" w:hint="eastAsia"/>
@@ -2682,27 +2373,7 @@
                 <w:sz w:val="28"/>
                 <w:szCs w:val="28"/>
               </w:rPr>
-              <w:t>商品</w:t>
-            </w:r>
-            <w:proofErr w:type="gramStart"/>
-            <w:r>
-              <w:rPr>
-                <w:rFonts w:eastAsia="標楷體" w:hint="eastAsia"/>
-                <w:color w:val="auto"/>
-                <w:sz w:val="28"/>
-                <w:szCs w:val="28"/>
-              </w:rPr>
-              <w:t>與收物多</w:t>
-            </w:r>
-            <w:proofErr w:type="gramEnd"/>
-            <w:r>
-              <w:rPr>
-                <w:rFonts w:eastAsia="標楷體" w:hint="eastAsia"/>
-                <w:color w:val="auto"/>
-                <w:sz w:val="28"/>
-                <w:szCs w:val="28"/>
-              </w:rPr>
-              <w:t>標籤分類與推薦</w:t>
+              <w:t>商品與收物多標籤分類與推薦</w:t>
             </w:r>
           </w:p>
         </w:tc>
@@ -3888,7 +3559,6 @@
                       <w:szCs w:val="28"/>
                     </w:rPr>
                   </w:pPr>
-                  <w:proofErr w:type="gramStart"/>
                   <w:r>
                     <w:rPr>
                       <w:rFonts w:eastAsia="標楷體" w:hint="eastAsia"/>
@@ -3897,7 +3567,6 @@
                     </w:rPr>
                     <w:t>周次</w:t>
                   </w:r>
-                  <w:proofErr w:type="gramEnd"/>
                 </w:p>
               </w:tc>
               <w:tc>
@@ -6470,47 +6139,7 @@
                 <w:sz w:val="28"/>
                 <w:szCs w:val="28"/>
               </w:rPr>
-              <w:t>參考切</w:t>
-            </w:r>
-            <w:proofErr w:type="gramStart"/>
-            <w:r>
-              <w:rPr>
-                <w:rFonts w:ascii="Times New Roman" w:eastAsia="標楷體" w:hAnsi="Times New Roman" w:hint="eastAsia"/>
-                <w:kern w:val="0"/>
-                <w:sz w:val="28"/>
-                <w:szCs w:val="28"/>
-              </w:rPr>
-              <w:t>結書第十點</w:t>
-            </w:r>
-            <w:proofErr w:type="gramEnd"/>
-            <w:r>
-              <w:rPr>
-                <w:rFonts w:ascii="Times New Roman" w:eastAsia="標楷體" w:hAnsi="Times New Roman" w:hint="eastAsia"/>
-                <w:kern w:val="0"/>
-                <w:sz w:val="28"/>
-                <w:szCs w:val="28"/>
-              </w:rPr>
-              <w:t>之規定</w:t>
-            </w:r>
-            <w:proofErr w:type="gramStart"/>
-            <w:r>
-              <w:rPr>
-                <w:rFonts w:ascii="Times New Roman" w:eastAsia="標楷體" w:hAnsi="Times New Roman" w:hint="eastAsia"/>
-                <w:kern w:val="0"/>
-                <w:sz w:val="28"/>
-                <w:szCs w:val="28"/>
-              </w:rPr>
-              <w:t>）</w:t>
-            </w:r>
-            <w:proofErr w:type="gramEnd"/>
-            <w:r>
-              <w:rPr>
-                <w:rFonts w:ascii="Times New Roman" w:eastAsia="標楷體" w:hAnsi="Times New Roman" w:hint="eastAsia"/>
-                <w:kern w:val="0"/>
-                <w:sz w:val="28"/>
-                <w:szCs w:val="28"/>
-              </w:rPr>
-              <w:t>。</w:t>
+              <w:t>參考切結書第十點之規定）。</w:t>
             </w:r>
           </w:p>
         </w:tc>
